--- a/report_template/template_main/gHRR_CustomEdition_SDZL_v1.1.0.docx
+++ b/report_template/template_main/gHRR_CustomEdition_SDZL_v1.1.0.docx
@@ -46379,7 +46379,7 @@
           <w:sz w:val="18"/>
           <w:szCs w:val="18"/>
         </w:rPr>
-        <w:t>ransition，LST）等被作为基因组瘢痕标志物，以量化基因组瘢痕的程度。每个指标都有独特的定义，在一定程度上都能描述细胞HRD状态的出程度；但相较单个指标描述，三者组合综合计算评分能更全面反映基因组瘢痕状态，进而对基因组不稳定状态进行评估</w:t>
+        <w:t>ransition，LST）等被作为基因组瘢痕标志物，以量化基因组瘢痕的程度。每个指标都有独特的定义，在一定程度上都能描述细胞HRD状态的程度；但相较单个指标描述，三者组合综合计算评分能更全面反映基因组瘢痕状态，进而对基因组不稳定状态进行评估</w:t>
       </w:r>
       <w:bookmarkEnd w:id="18"/>
       <w:r>
@@ -46739,7 +46739,23 @@
           <w:sz w:val="18"/>
           <w:szCs w:val="18"/>
         </w:rPr>
-        <w:t>的烟酰胺腺嘌呤二核苷酸结合口袋，造成构象异构，稳定DNA-PARP的可逆解离，使PARP保持对DNA的结合，这一过程被称为DNA-PARP复合物的“捕获（trapping）”，从而导致DNA-PARP复合物长期存在，抑制DNA后需修复过程。</w:t>
+        <w:t>的烟酰胺腺嘌呤二核苷酸结合口袋，造成构象异构，稳定DNA-PARP的可逆解离，使PARP保持对DNA的结合，这一过程被称为DNA-PARP复合物的“捕获（trapping）”，从而导致DNA-PARP复合物长期存在，抑制DNA</w:t>
+      </w:r>
+      <w:r>
+        <w:rPr>
+          <w:rFonts w:ascii="思源黑体 CN Normal" w:eastAsia="思源黑体 CN Normal" w:hAnsi="思源黑体 CN Normal" w:cs="思源黑体 CN Light" w:hint="eastAsia"/>
+          <w:sz w:val="18"/>
+          <w:szCs w:val="18"/>
+        </w:rPr>
+        <w:t>后续</w:t>
+      </w:r>
+      <w:r>
+        <w:rPr>
+          <w:rFonts w:ascii="思源黑体 CN Normal" w:eastAsia="思源黑体 CN Normal" w:hAnsi="思源黑体 CN Normal" w:cs="思源黑体 CN Light" w:hint="eastAsia"/>
+          <w:sz w:val="18"/>
+          <w:szCs w:val="18"/>
+        </w:rPr>
+        <w:t>修复过程。</w:t>
       </w:r>
     </w:p>
     <w:p>
@@ -46925,7 +46941,7 @@
           <w:sz w:val="18"/>
           <w:szCs w:val="18"/>
         </w:rPr>
-        <w:t>同源重组修复相关基因突变及HRD状态可以指导PARP抑制剂靶向治疗。目前，全球已有多种PARP抑制剂获批上市，如由FDA批准的奥拉帕利（Olaparib）、鲁卡帕尼（Rucaparib）、尼拉帕利（Niraparib）、他拉唑帕利（Talazoparib）以及近期由NMPA批准的氟唑帕利（Fluzoparib）和帕米帕利（Pamiparib）等，已经相继在卵巢癌、前列腺癌、乳腺癌、胰腺癌等肿瘤中获批诸多适应症，其中也包括以HRR基因突变和HRD作为生物标志物的适应症获批。HRD检测在PARP抑制剂治疗卵巢癌中具有重要的应用价值；在乳腺癌、胰腺癌、前列腺癌中，其对PARP抑制剂或含铂类 药物的临床应用可能也具有潜在的指导价值。</w:t>
+        <w:t>同源重组修复相关基因突变及HRD状态可以指导PARP抑制剂靶向治疗。目前，全球已有多种PARP抑制剂获批上市，如由FDA批准的奥拉帕利（Olaparib）、鲁卡帕尼（Rucaparib）、尼拉帕利（Niraparib）、他拉唑帕利（Talazoparib）以及近期由NMPA批准的氟唑帕利（Fluzoparib）和帕米帕利（Pamiparib）等，已经相继在卵巢癌、前列腺癌、乳腺癌、胰腺癌等肿瘤中获批诸多适应症，其中也包括以HRR基因突变和HRD作为生物标志物的适应症获批。HRD检测在PARP抑制剂治疗卵巢癌中具有重要的应用价值；在乳腺癌、胰腺癌、前列腺癌中，其对PARP抑制剂或含铂类药物的临床应用可能也具有潜在的指导价值。</w:t>
       </w:r>
     </w:p>
     <w:p>
